--- a/Documentacion/word/01_Documentacion_Tecnica_Completa.docx
+++ b/Documentacion/word/01_Documentacion_Tecnica_Completa.docx
@@ -115,7 +115,7 @@
     </w:p>
     <w:p>
       <w:r>
-        <w:t>Trato Hecho es una aplicación web con agente conversacional inteligente que automatiza el proceso completo de cotización y cobro para Césped Sintético SpA. El sistema integra React.js para el frontend, n8n como orquestador de flujos, Claude Sonnet (Anthropic) para inteligencia artificial conversacional, PostgreSQL y Redis para persistencia, y MercadoPago para el procesamiento de pagos en línea.</w:t>
+        <w:t>Trato Hecho es una aplicación web con agente conversacional inteligente que automatiza el proceso completo de cotización y cobro para Césped Sintético SpA. El sistema integra HTML/JavaScript vanilla para el frontend, n8n como orquestador de flujos, Claude Sonnet (Anthropic) para inteligencia artificial conversacional, Supabase para persistencia, y MercadoPago para el procesamiento de pagos en línea.</w:t>
       </w:r>
     </w:p>
     <w:p>
@@ -141,7 +141,7 @@
     </w:p>
     <w:p>
       <w:r>
-        <w:t>La solución ofrece atención 24/7, generación automática de cotizaciones con número único (COT-YYYY-XXX), notificaciones instantáneas vía Telegram y correo electrónico, y botón de pago integrado en el chat mediante MercadoPago.</w:t>
+        <w:t>La solución ofrece atención 24/7, generación automática de cotizaciones con número único (COT-YYYY-XXXXXXXXX, basado en timestamp), notificaciones instantáneas vía Telegram y correo electrónico, y botón de pago integrado en el chat mediante MercadoPago.</w:t>
       </w:r>
     </w:p>
     <w:p>
@@ -183,7 +183,7 @@
         <w:pStyle w:val="ListBullet"/>
       </w:pPr>
       <w:r>
-        <w:t>Capa de Presentación (Frontend): React.js + Tailwind CSS. Interfaz de chat conversacional y calculadora interactiva de m². Desplegado en Vercel.</w:t>
+        <w:t>Capa de Presentación (Frontend): HTML/JavaScript vanilla + Tailwind CSS. Interfaz de chat conversacional y calculadora interactiva de m². Desplegado en Vercel.</w:t>
       </w:r>
     </w:p>
     <w:p>
@@ -207,7 +207,7 @@
         <w:pStyle w:val="ListBullet"/>
       </w:pPr>
       <w:r>
-        <w:t>Capa de Persistencia: PostgreSQL como fuente de verdad transaccional. Redis como caché de cotizaciones activas con TTL de 10 días.</w:t>
+        <w:t>Capa de Persistencia: Supabase como base de datos cloud (PostgreSQL gestionado). Tablas: cotizaciones e historial.</w:t>
       </w:r>
     </w:p>
     <w:p>
@@ -248,7 +248,7 @@
         <w:pStyle w:val="ListBullet"/>
       </w:pPr>
       <w:r>
-        <w:t>Paso 3: n8n consulta Redis por cotización activa (th:quote:{uuid}) y construye el prompt contextual.</w:t>
+        <w:t>Paso 3: n8n consulta Supabase tabla cotizaciones por session_id y construye el prompt contextual.</w:t>
       </w:r>
     </w:p>
     <w:p>
@@ -272,7 +272,7 @@
         <w:pStyle w:val="ListBullet"/>
       </w:pPr>
       <w:r>
-        <w:t>Paso 6a (COTIZAR): Genera número correlativo, persiste en PostgreSQL y Redis, notifica al negocio.</w:t>
+        <w:t>Paso 6a (COTIZAR): Genera número correlativo, persiste en Supabase, notifica al negocio.</w:t>
       </w:r>
     </w:p>
     <w:p>
@@ -363,7 +363,7 @@
           </w:tcPr>
           <w:p>
             <w:r>
-              <w:t>React 18 · Vite · Tailwind CSS · Vercel (deploy)</w:t>
+              <w:t>HTML/JavaScript vanilla · Tailwind CSS · Vercel (deploy)</w:t>
             </w:r>
           </w:p>
         </w:tc>
@@ -407,7 +407,7 @@
           </w:tcPr>
           <w:p>
             <w:r>
-              <w:t>Claude Sonnet 4.5 (Anthropic API) · Prompt engineering contextual</w:t>
+              <w:t>Claude Sonnet (claude-sonnet-4-6, Anthropic API) · Prompt engineering contextual</w:t>
             </w:r>
           </w:p>
         </w:tc>
@@ -429,7 +429,7 @@
           </w:tcPr>
           <w:p>
             <w:r>
-              <w:t>PostgreSQL (fuente de verdad) · Redis 7 (caché TTL 10 días)</w:t>
+              <w:t>Supabase (PostgreSQL gestionado cloud · tablas cotizaciones e historial)</w:t>
             </w:r>
           </w:p>
         </w:tc>
@@ -561,7 +561,7 @@
           </w:tcPr>
           <w:p>
             <w:r>
-              <w:t>UptimeRobot · Logs n8n en PostgreSQL</w:t>
+              <w:t>UptimeRobot · Logs n8n en Supabase</w:t>
             </w:r>
           </w:p>
         </w:tc>
@@ -594,7 +594,7 @@
         <w:rPr>
           <w:color w:val="0070C0"/>
         </w:rPr>
-        <w:t>4.1 Frontend (React.js)</w:t>
+        <w:t>4.1 Frontend (HTML/JavaScript vanilla)</w:t>
       </w:r>
     </w:p>
     <w:p>
@@ -680,7 +680,7 @@
         <w:pStyle w:val="ListBullet"/>
       </w:pPr>
       <w:r>
-        <w:t>Redis Get: Recupera cotización activa th:quote:{uuid} si TTL aún vigente.</w:t>
+        <w:t>Supabase GET: Recupera cotización activa de tabla cotizaciones si TTL aún vigente.</w:t>
       </w:r>
     </w:p>
     <w:p>
@@ -712,7 +712,7 @@
         <w:pStyle w:val="ListBullet"/>
       </w:pPr>
       <w:r>
-        <w:t>Redis INCR: Incrementa contador th:counter para número correlativo único.</w:t>
+        <w:t>Supabase/Timestamp: Genera número único campo numero con timestamp (COT-YYYY-XXXXXXXXX) para número correlativo único.</w:t>
       </w:r>
     </w:p>
     <w:p>
@@ -728,7 +728,7 @@
         <w:pStyle w:val="ListBullet"/>
       </w:pPr>
       <w:r>
-        <w:t>Redis Set: Cachea cotización con SETEX th:quote:{uuid} 864000 (10 días en segundos).</w:t>
+        <w:t>Supabase POST: Guarda cotización en tabla cotizaciones 864000 (10 días en segundos).</w:t>
       </w:r>
     </w:p>
     <w:p>
@@ -883,7 +883,7 @@
           </w:tcPr>
           <w:p>
             <w:r>
-              <w:t>Ej: COT-2026-001</w:t>
+              <w:t>Ej: COT-2026-XXXXX</w:t>
             </w:r>
           </w:p>
         </w:tc>
@@ -1163,7 +1163,7 @@
         <w:pStyle w:val="ListBullet"/>
       </w:pPr>
       <w:r>
-        <w:t>th:counter → Contador global para número correlativo de cotizaciones.</w:t>
+        <w:t>campo numero con timestamp (COT-YYYY-XXXXXXXXX) → Contador global para número correlativo de cotizaciones.</w:t>
       </w:r>
     </w:p>
     <w:p>
@@ -1171,7 +1171,7 @@
         <w:pStyle w:val="ListBullet"/>
       </w:pPr>
       <w:r>
-        <w:t>th:quote:{uuid} → JSON de cotización activa. TTL: 864000 segundos (10 días).</w:t>
+        <w:t>cotizaciones (tabla Supabase) → JSON de cotización activa. TTL: 864000 segundos (10 días).</w:t>
       </w:r>
     </w:p>
     <w:p>
@@ -1702,7 +1702,7 @@
         <w:pStyle w:val="ListBullet"/>
       </w:pPr>
       <w:r>
-        <w:t>VPS (Railway o Render): n8n + PostgreSQL + Redis en contenedores Docker.</w:t>
+        <w:t>VPS (Railway o Render): n8n + Supabase en contenedores Docker.</w:t>
       </w:r>
     </w:p>
     <w:p>
@@ -1710,7 +1710,7 @@
         <w:pStyle w:val="ListBullet"/>
       </w:pPr>
       <w:r>
-        <w:t>Vercel: Frontend React.js con CI/CD automático en cada push a main.</w:t>
+        <w:t>Vercel: Frontend HTML/JavaScript vanilla con CI/CD automático en cada push a main.</w:t>
       </w:r>
     </w:p>
     <w:p>
@@ -2097,7 +2097,7 @@
           </w:tcPr>
           <w:p>
             <w:r>
-              <w:t>COT-YYYY-XXX</w:t>
+              <w:t>COT-YYYY-XXXXXXX</w:t>
             </w:r>
           </w:p>
         </w:tc>
@@ -2107,7 +2107,7 @@
           </w:tcPr>
           <w:p>
             <w:r>
-              <w:t>Formato del número correlativo de cotización (ej: COT-2026-001).</w:t>
+              <w:t>Formato del número correlativo de cotización (ej: COT-2026-XXXXX).</w:t>
             </w:r>
           </w:p>
         </w:tc>

--- a/Documentacion/word/01_Documentacion_Tecnica_Completa.docx
+++ b/Documentacion/word/01_Documentacion_Tecnica_Completa.docx
@@ -69,7 +69,7 @@
           <w:sz w:val="20"/>
           <w:szCs w:val="20"/>
         </w:rPr>
-        <w:t xml:space="preserve">Cliente: Césped Sintético SpA</w:t>
+        <w:t xml:space="preserve">Cliente: Césped Sintético ARM</w:t>
       </w:r>
     </w:p>
     <w:p>
@@ -167,7 +167,7 @@
           <w:sz w:val="20"/>
           <w:szCs w:val="20"/>
         </w:rPr>
-        <w:t xml:space="preserve">Trato Hecho es una aplicación web con agente conversacional inteligente que automatiza el proceso completo de cotización y cobro para Césped Sintético SpA. El sistema integra HTML/JavaScript vanilla para el frontend, n8n como orquestador de flujos, Claude Sonnet (Anthropic) para inteligencia artificial conversacional, Supabase para persistencia, y MercadoPago para el procesamiento de pagos en línea.</w:t>
+        <w:t xml:space="preserve">Trato Hecho es una aplicación web con agente conversacional inteligente que automatiza el proceso completo de cotización y cobro para Césped Sintético ARM. El sistema integra HTML/JavaScript vanilla para el frontend, n8n como orquestador de flujos, Claude Sonnet (Anthropic) para inteligencia artificial conversacional, Supabase para persistencia, y MercadoPago para el procesamiento de pagos en línea.</w:t>
       </w:r>
     </w:p>
     <w:p>
@@ -205,15 +205,7 @@
           <w:sz w:val="20"/>
           <w:szCs w:val="20"/>
         </w:rPr>
-        <w:t xml:space="preserve">•  </w:t>
-      </w:r>
-      <w:r>
-        <w:rPr>
-          <w:rFonts w:ascii="Arial" w:cs="Arial" w:eastAsia="Arial" w:hAnsi="Arial"/>
-          <w:sz w:val="20"/>
-          <w:szCs w:val="20"/>
-        </w:rPr>
-        <w:t xml:space="preserve">Pérdida de ventas por falta de notificación en tiempo real al recibir cotizaciones (tiempo de respuesta promedio de 2 a 4 días hábiles).</w:t>
+        <w:t>•  Pérdida de ventas por falta de notificación en tiempo real al recibir cotizaciones (tiempo de respuesta promedio de 2 a 4 días hábiles).</w:t>
       </w:r>
     </w:p>
     <w:p>
@@ -227,15 +219,7 @@
           <w:sz w:val="20"/>
           <w:szCs w:val="20"/>
         </w:rPr>
-        <w:t xml:space="preserve">•  </w:t>
-      </w:r>
-      <w:r>
-        <w:rPr>
-          <w:rFonts w:ascii="Arial" w:cs="Arial" w:eastAsia="Arial" w:hAnsi="Arial"/>
-          <w:sz w:val="20"/>
-          <w:szCs w:val="20"/>
-        </w:rPr>
-        <w:t xml:space="preserve">Errores en pedidos por medición incorrecta del metraje por parte de los clientes, generando devoluciones y conflictos.</w:t>
+        <w:t>•  Errores en pedidos por medición incorrecta del metraje por parte de los clientes, generando devoluciones y conflictos.</w:t>
       </w:r>
     </w:p>
     <w:p>
@@ -331,15 +315,7 @@
           <w:sz w:val="20"/>
           <w:szCs w:val="20"/>
         </w:rPr>
-        <w:t xml:space="preserve">•  </w:t>
-      </w:r>
-      <w:r>
-        <w:rPr>
-          <w:rFonts w:ascii="Arial" w:cs="Arial" w:eastAsia="Arial" w:hAnsi="Arial"/>
-          <w:sz w:val="20"/>
-          <w:szCs w:val="20"/>
-        </w:rPr>
-        <w:t xml:space="preserve">Capa de Presentación (Frontend): HTML/JavaScript vanilla + Tailwind CSS. Interfaz de chat conversacional y calculadora interactiva de m². Desplegado en Vercel.</w:t>
+        <w:t>•  Capa de Presentación (Frontend): HTML/JavaScript vanilla + Tailwind CSS. Interfaz de chat conversacional y calculadora interactiva de m². Servido desde la instancia EC2 (AWS Academy) vía servicio systemd.</w:t>
       </w:r>
     </w:p>
     <w:p>
@@ -353,15 +329,7 @@
           <w:sz w:val="20"/>
           <w:szCs w:val="20"/>
         </w:rPr>
-        <w:t xml:space="preserve">•  </w:t>
-      </w:r>
-      <w:r>
-        <w:rPr>
-          <w:rFonts w:ascii="Arial" w:cs="Arial" w:eastAsia="Arial" w:hAnsi="Arial"/>
-          <w:sz w:val="20"/>
-          <w:szCs w:val="20"/>
-        </w:rPr>
-        <w:t xml:space="preserve">Capa de Orquestación (n8n): Coordina integraciones entre todos los servicios. Recibe mensajes del frontend vía webhook, gestiona el flujo completo y dispara notificaciones.</w:t>
+        <w:t>•  Capa de Orquestación (n8n): Coordina integraciones entre todos los servicios. Recibe mensajes del frontend vía webhook, gestiona el flujo completo y dispara notificaciones.</w:t>
       </w:r>
     </w:p>
     <w:p>
@@ -375,15 +343,7 @@
           <w:sz w:val="20"/>
           <w:szCs w:val="20"/>
         </w:rPr>
-        <w:t xml:space="preserve">•  </w:t>
-      </w:r>
-      <w:r>
-        <w:rPr>
-          <w:rFonts w:ascii="Arial" w:cs="Arial" w:eastAsia="Arial" w:hAnsi="Arial"/>
-          <w:sz w:val="20"/>
-          <w:szCs w:val="20"/>
-        </w:rPr>
-        <w:t xml:space="preserve">Capa de Servicios Externos: Claude Sonnet API (IA), MercadoPago (pagos), Telegram Bot API y SMTP (notificaciones).</w:t>
+        <w:t>•  Capa de Servicios Externos: Claude Sonnet API (IA), MercadoPago (pagos), Telegram Bot API y SMTP (notificaciones).</w:t>
       </w:r>
     </w:p>
     <w:p>
@@ -397,15 +357,7 @@
           <w:sz w:val="20"/>
           <w:szCs w:val="20"/>
         </w:rPr>
-        <w:t xml:space="preserve">•  </w:t>
-      </w:r>
-      <w:r>
-        <w:rPr>
-          <w:rFonts w:ascii="Arial" w:cs="Arial" w:eastAsia="Arial" w:hAnsi="Arial"/>
-          <w:sz w:val="20"/>
-          <w:szCs w:val="20"/>
-        </w:rPr>
-        <w:t xml:space="preserve">Capa de Persistencia: Supabase como base de datos cloud (PostgreSQL gestionado). Tablas: cotizaciones e historial.</w:t>
+        <w:t>•  Capa de Persistencia: Supabase como base de datos cloud (PostgreSQL gestionado). Tablas: cotizaciones e historial.</w:t>
       </w:r>
     </w:p>
     <w:p>
@@ -460,15 +412,7 @@
           <w:sz w:val="20"/>
           <w:szCs w:val="20"/>
         </w:rPr>
-        <w:t xml:space="preserve">•  </w:t>
-      </w:r>
-      <w:r>
-        <w:rPr>
-          <w:rFonts w:ascii="Arial" w:cs="Arial" w:eastAsia="Arial" w:hAnsi="Arial"/>
-          <w:sz w:val="20"/>
-          <w:szCs w:val="20"/>
-        </w:rPr>
-        <w:t xml:space="preserve">Paso 1: El cliente accede al frontend e interactúa con el agente conversacional o la calculadora de m².</w:t>
+        <w:t>•  Paso 1: El cliente accede al frontend e interactúa con el agente conversacional o la calculadora de m².</w:t>
       </w:r>
     </w:p>
     <w:p>
@@ -482,15 +426,7 @@
           <w:sz w:val="20"/>
           <w:szCs w:val="20"/>
         </w:rPr>
-        <w:t xml:space="preserve">•  </w:t>
-      </w:r>
-      <w:r>
-        <w:rPr>
-          <w:rFonts w:ascii="Arial" w:cs="Arial" w:eastAsia="Arial" w:hAnsi="Arial"/>
-          <w:sz w:val="20"/>
-          <w:szCs w:val="20"/>
-        </w:rPr>
-        <w:t xml:space="preserve">Paso 2: El frontend envía un POST al webhook de n8n con el uuid de sesión, el mensaje y el historial.</w:t>
+        <w:t>•  Paso 2: El frontend envía un POST al webhook de n8n con el uuid de sesión, el mensaje y el historial.</w:t>
       </w:r>
     </w:p>
     <w:p>
@@ -504,15 +440,7 @@
           <w:sz w:val="20"/>
           <w:szCs w:val="20"/>
         </w:rPr>
-        <w:t xml:space="preserve">•  </w:t>
-      </w:r>
-      <w:r>
-        <w:rPr>
-          <w:rFonts w:ascii="Arial" w:cs="Arial" w:eastAsia="Arial" w:hAnsi="Arial"/>
-          <w:sz w:val="20"/>
-          <w:szCs w:val="20"/>
-        </w:rPr>
-        <w:t xml:space="preserve">Paso 3: n8n consulta Supabase tabla cotizaciones por session_id y construye el prompt contextual.</w:t>
+        <w:t>•  Paso 3: n8n consulta Supabase tabla cotizaciones por session_id y construye el prompt contextual.</w:t>
       </w:r>
     </w:p>
     <w:p>
@@ -526,15 +454,7 @@
           <w:sz w:val="20"/>
           <w:szCs w:val="20"/>
         </w:rPr>
-        <w:t xml:space="preserve">•  </w:t>
-      </w:r>
-      <w:r>
-        <w:rPr>
-          <w:rFonts w:ascii="Arial" w:cs="Arial" w:eastAsia="Arial" w:hAnsi="Arial"/>
-          <w:sz w:val="20"/>
-          <w:szCs w:val="20"/>
-        </w:rPr>
-        <w:t xml:space="preserve">Paso 4: Se llama a Claude API con el prompt enriquecido con catálogo, precios e historial.</w:t>
+        <w:t>•  Paso 4: Se llama a Claude API con el prompt enriquecido con catálogo, precios e historial.</w:t>
       </w:r>
     </w:p>
     <w:p>
@@ -548,15 +468,7 @@
           <w:sz w:val="20"/>
           <w:szCs w:val="20"/>
         </w:rPr>
-        <w:t xml:space="preserve">•  </w:t>
-      </w:r>
-      <w:r>
-        <w:rPr>
-          <w:rFonts w:ascii="Arial" w:cs="Arial" w:eastAsia="Arial" w:hAnsi="Arial"/>
-          <w:sz w:val="20"/>
-          <w:szCs w:val="20"/>
-        </w:rPr>
-        <w:t xml:space="preserve">Paso 5: El parser detecta marcadores de acción en la respuesta: [COTIZAR] o [PAGAR].</w:t>
+        <w:t>•  Paso 5: El parser detecta marcadores de acción en la respuesta: [COTIZAR] o [PAGAR].</w:t>
       </w:r>
     </w:p>
     <w:p>
@@ -570,15 +482,7 @@
           <w:sz w:val="20"/>
           <w:szCs w:val="20"/>
         </w:rPr>
-        <w:t xml:space="preserve">•  </w:t>
-      </w:r>
-      <w:r>
-        <w:rPr>
-          <w:rFonts w:ascii="Arial" w:cs="Arial" w:eastAsia="Arial" w:hAnsi="Arial"/>
-          <w:sz w:val="20"/>
-          <w:szCs w:val="20"/>
-        </w:rPr>
-        <w:t xml:space="preserve">Paso 6a (COTIZAR): Genera número correlativo, persiste en Supabase, notifica al negocio.</w:t>
+        <w:t>•  Paso 6a (COTIZAR): Genera número correlativo, persiste en Supabase, notifica al negocio.</w:t>
       </w:r>
     </w:p>
     <w:p>
@@ -592,15 +496,7 @@
           <w:sz w:val="20"/>
           <w:szCs w:val="20"/>
         </w:rPr>
-        <w:t xml:space="preserve">•  </w:t>
-      </w:r>
-      <w:r>
-        <w:rPr>
-          <w:rFonts w:ascii="Arial" w:cs="Arial" w:eastAsia="Arial" w:hAnsi="Arial"/>
-          <w:sz w:val="20"/>
-          <w:szCs w:val="20"/>
-        </w:rPr>
-        <w:t xml:space="preserve">Paso 6b (PAGAR): Genera preference MercadoPago, presenta botón al cliente, notifica al confirmar.</w:t>
+        <w:t>•  Paso 6b (PAGAR): Genera preference MercadoPago, presenta botón al cliente, notifica al confirmar.</w:t>
       </w:r>
     </w:p>
     <w:p>
@@ -614,15 +510,7 @@
           <w:sz w:val="20"/>
           <w:szCs w:val="20"/>
         </w:rPr>
-        <w:t xml:space="preserve">•  </w:t>
-      </w:r>
-      <w:r>
-        <w:rPr>
-          <w:rFonts w:ascii="Arial" w:cs="Arial" w:eastAsia="Arial" w:hAnsi="Arial"/>
-          <w:sz w:val="20"/>
-          <w:szCs w:val="20"/>
-        </w:rPr>
-        <w:t xml:space="preserve">Paso 7: La respuesta JSON regresa al frontend y se renderiza en el chat.</w:t>
+        <w:t>•  Paso 7: La respuesta JSON regresa al frontend y se renderiza en el chat.</w:t>
       </w:r>
     </w:p>
     <w:p>
@@ -809,7 +697,7 @@
                 <w:sz w:val="18"/>
                 <w:szCs w:val="18"/>
               </w:rPr>
-              <w:t xml:space="preserve">HTML/JavaScript vanilla · Tailwind CSS · Vercel (deploy)</w:t>
+              <w:t xml:space="preserve">HTML/JavaScript vanilla · Tailwind CSS · EC2 (AWS Academy, systemd)</w:t>
             </w:r>
           </w:p>
         </w:tc>
@@ -885,7 +773,7 @@
                 <w:sz w:val="18"/>
                 <w:szCs w:val="18"/>
               </w:rPr>
-              <w:t xml:space="preserve">n8n (self-hosted Docker) · Node.js · Express.js</w:t>
+              <w:t xml:space="preserve">n8n (Docker en EC2, AWS Academy) · Node.js · Express.js</w:t>
             </w:r>
           </w:p>
         </w:tc>
@@ -961,7 +849,7 @@
                 <w:sz w:val="18"/>
                 <w:szCs w:val="18"/>
               </w:rPr>
-              <w:t xml:space="preserve">Claude Sonnet (claude-sonnet-4-6, Anthropic API) · Prompt engineering contextual</w:t>
+              <w:t xml:space="preserve">Claude Sonnet (claude-sonnet-5, Anthropic API) · AI Agent con 4 tools y memoria de buffer</w:t>
             </w:r>
           </w:p>
         </w:tc>
@@ -1265,7 +1153,7 @@
                 <w:sz w:val="18"/>
                 <w:szCs w:val="18"/>
               </w:rPr>
-              <w:t xml:space="preserve">JWT (panel de gestión del negocio)</w:t>
+              <w:t xml:space="preserve">Monitoreo (extra)</w:t>
             </w:r>
           </w:p>
         </w:tc>
@@ -1341,7 +1229,7 @@
                 <w:sz w:val="18"/>
                 <w:szCs w:val="18"/>
               </w:rPr>
-              <w:t xml:space="preserve">GitHub Actions · Despliegue automático en push a main</w:t>
+              <w:t xml:space="preserve">Git + GitHub · Despliegue manual a EC2 vía scripts PowerShell (start.ps1, terraform/ec2-start.ps1)</w:t>
             </w:r>
           </w:p>
         </w:tc>
@@ -1811,15 +1699,15 @@
           <w:sz w:val="20"/>
           <w:szCs w:val="20"/>
         </w:rPr>
-        <w:t xml:space="preserve">Webhook Node: </w:t>
-      </w:r>
-      <w:r>
-        <w:rPr>
-          <w:rFonts w:ascii="Arial" w:cs="Arial" w:eastAsia="Arial" w:hAnsi="Arial"/>
-          <w:sz w:val="20"/>
-          <w:szCs w:val="20"/>
-        </w:rPr>
-        <w:t xml:space="preserve">Recibe POST /webhook/chat con campos uuid, message, history.</w:t>
+        <w:t xml:space="preserve">Webhook Chat: </w:t>
+      </w:r>
+      <w:r>
+        <w:rPr>
+          <w:rFonts w:ascii="Arial" w:cs="Arial" w:eastAsia="Arial" w:hAnsi="Arial"/>
+          <w:sz w:val="20"/>
+          <w:szCs w:val="20"/>
+        </w:rPr>
+        <w:t xml:space="preserve">Recibe POST /webhook/chat-v2 con sessionId y message desde el frontend.</w:t>
       </w:r>
     </w:p>
     <w:p>
@@ -1843,15 +1731,15 @@
           <w:sz w:val="20"/>
           <w:szCs w:val="20"/>
         </w:rPr>
-        <w:t xml:space="preserve">Supabase GET: </w:t>
-      </w:r>
-      <w:r>
-        <w:rPr>
-          <w:rFonts w:ascii="Arial" w:cs="Arial" w:eastAsia="Arial" w:hAnsi="Arial"/>
-          <w:sz w:val="20"/>
-          <w:szCs w:val="20"/>
-        </w:rPr>
-        <w:t xml:space="preserve">Recupera cotización activa de tabla cotizaciones si TTL aún vigente.</w:t>
+        <w:t xml:space="preserve">Extraer Input: </w:t>
+      </w:r>
+      <w:r>
+        <w:rPr>
+          <w:rFonts w:ascii="Arial" w:cs="Arial" w:eastAsia="Arial" w:hAnsi="Arial"/>
+          <w:sz w:val="20"/>
+          <w:szCs w:val="20"/>
+        </w:rPr>
+        <w:t xml:space="preserve">Normaliza el body de la petición y genera un sessionId automático si el frontend no envía uno.</w:t>
       </w:r>
     </w:p>
     <w:p>
@@ -1875,15 +1763,15 @@
           <w:sz w:val="20"/>
           <w:szCs w:val="20"/>
         </w:rPr>
-        <w:t xml:space="preserve">Prompt Builder: </w:t>
-      </w:r>
-      <w:r>
-        <w:rPr>
-          <w:rFonts w:ascii="Arial" w:cs="Arial" w:eastAsia="Arial" w:hAnsi="Arial"/>
-          <w:sz w:val="20"/>
-          <w:szCs w:val="20"/>
-        </w:rPr>
-        <w:t xml:space="preserve">Construye prompt contextual con catálogo, precios, historial y cotización activa.</w:t>
+        <w:t xml:space="preserve">AI Agent: </w:t>
+      </w:r>
+      <w:r>
+        <w:rPr>
+          <w:rFonts w:ascii="Arial" w:cs="Arial" w:eastAsia="Arial" w:hAnsi="Arial"/>
+          <w:sz w:val="20"/>
+          <w:szCs w:val="20"/>
+        </w:rPr>
+        <w:t xml:space="preserve">Nodo central (LangChain Agent). Recibe el mensaje, razona con el modelo y decide autónomamente qué herramienta invocar según el contexto — sin nodo Switch.</w:t>
       </w:r>
     </w:p>
     <w:p>
@@ -1907,15 +1795,15 @@
           <w:sz w:val="20"/>
           <w:szCs w:val="20"/>
         </w:rPr>
-        <w:t xml:space="preserve">Claude API Call: </w:t>
-      </w:r>
-      <w:r>
-        <w:rPr>
-          <w:rFonts w:ascii="Arial" w:cs="Arial" w:eastAsia="Arial" w:hAnsi="Arial"/>
-          <w:sz w:val="20"/>
-          <w:szCs w:val="20"/>
-        </w:rPr>
-        <w:t xml:space="preserve">Llama a claude-sonnet-4-20250514 con max_tokens 1024.</w:t>
+        <w:t xml:space="preserve">Anthropic Claude Sonnet + Window Buffer Memory: </w:t>
+      </w:r>
+      <w:r>
+        <w:rPr>
+          <w:rFonts w:ascii="Arial" w:cs="Arial" w:eastAsia="Arial" w:hAnsi="Arial"/>
+          <w:sz w:val="20"/>
+          <w:szCs w:val="20"/>
+        </w:rPr>
+        <w:t xml:space="preserve">Modelo de lenguaje (claude-sonnet-5) conectado al AI Agent, con memoria de los últimos 20 mensajes de la sesión.</w:t>
       </w:r>
     </w:p>
     <w:p>
@@ -1939,15 +1827,15 @@
           <w:sz w:val="20"/>
           <w:szCs w:val="20"/>
         </w:rPr>
-        <w:t xml:space="preserve">Action Parser: </w:t>
-      </w:r>
-      <w:r>
-        <w:rPr>
-          <w:rFonts w:ascii="Arial" w:cs="Arial" w:eastAsia="Arial" w:hAnsi="Arial"/>
-          <w:sz w:val="20"/>
-          <w:szCs w:val="20"/>
-        </w:rPr>
-        <w:t xml:space="preserve">Detecta marcadores [COTIZAR: m2=X, tipo=Y, total=Z] o [PAGAR: numero=X, monto=Y].</w:t>
+        <w:t xml:space="preserve">Tools: calcular_precio, guardar_cotizacion, generar_pago, buscar_cotizacion: </w:t>
+      </w:r>
+      <w:r>
+        <w:rPr>
+          <w:rFonts w:ascii="Arial" w:cs="Arial" w:eastAsia="Arial" w:hAnsi="Arial"/>
+          <w:sz w:val="20"/>
+          <w:szCs w:val="20"/>
+        </w:rPr>
+        <w:t xml:space="preserve">4 herramientas que el AI Agent invoca según lo que necesite la conversación (cálculo de precio, registro de cotización, link de pago, búsqueda de cotización previa).</w:t>
       </w:r>
     </w:p>
     <w:p>
@@ -1971,15 +1859,15 @@
           <w:sz w:val="20"/>
           <w:szCs w:val="20"/>
         </w:rPr>
-        <w:t xml:space="preserve">Supabase/Timestamp: </w:t>
-      </w:r>
-      <w:r>
-        <w:rPr>
-          <w:rFonts w:ascii="Arial" w:cs="Arial" w:eastAsia="Arial" w:hAnsi="Arial"/>
-          <w:sz w:val="20"/>
-          <w:szCs w:val="20"/>
-        </w:rPr>
-        <w:t xml:space="preserve">Genera número único campo numero con timestamp (COT-YYYY-XXXXXXXXX) para número correlativo único.</w:t>
+        <w:t xml:space="preserve">Guardar en Supabase: </w:t>
+      </w:r>
+      <w:r>
+        <w:rPr>
+          <w:rFonts w:ascii="Arial" w:cs="Arial" w:eastAsia="Arial" w:hAnsi="Arial"/>
+          <w:sz w:val="20"/>
+          <w:szCs w:val="20"/>
+        </w:rPr>
+        <w:t xml:space="preserve">Detecta si la respuesta del agente contiene un número de cotización y la persiste en la tabla cotizaciones.</w:t>
       </w:r>
     </w:p>
     <w:p>
@@ -2003,15 +1891,15 @@
           <w:sz w:val="20"/>
           <w:szCs w:val="20"/>
         </w:rPr>
-        <w:t xml:space="preserve">PostgreSQL Insert: </w:t>
-      </w:r>
-      <w:r>
-        <w:rPr>
-          <w:rFonts w:ascii="Arial" w:cs="Arial" w:eastAsia="Arial" w:hAnsi="Arial"/>
-          <w:sz w:val="20"/>
-          <w:szCs w:val="20"/>
-        </w:rPr>
-        <w:t xml:space="preserve">Persiste cotización en tabla cotizaciones.</w:t>
+        <w:t xml:space="preserve">Buscar en Supabase: </w:t>
+      </w:r>
+      <w:r>
+        <w:rPr>
+          <w:rFonts w:ascii="Arial" w:cs="Arial" w:eastAsia="Arial" w:hAnsi="Arial"/>
+          <w:sz w:val="20"/>
+          <w:szCs w:val="20"/>
+        </w:rPr>
+        <w:t xml:space="preserve">Recupera los datos de una cotización existente cuando el cliente la busca o quiere pagarla.</w:t>
       </w:r>
     </w:p>
     <w:p>
@@ -2035,15 +1923,15 @@
           <w:sz w:val="20"/>
           <w:szCs w:val="20"/>
         </w:rPr>
-        <w:t xml:space="preserve">Supabase POST: </w:t>
-      </w:r>
-      <w:r>
-        <w:rPr>
-          <w:rFonts w:ascii="Arial" w:cs="Arial" w:eastAsia="Arial" w:hAnsi="Arial"/>
-          <w:sz w:val="20"/>
-          <w:szCs w:val="20"/>
-        </w:rPr>
-        <w:t xml:space="preserve">Guarda cotización en tabla cotizaciones 864000 (10 días en segundos).</w:t>
+        <w:t xml:space="preserve">Generar Pago MP: </w:t>
+      </w:r>
+      <w:r>
+        <w:rPr>
+          <w:rFonts w:ascii="Arial" w:cs="Arial" w:eastAsia="Arial" w:hAnsi="Arial"/>
+          <w:sz w:val="20"/>
+          <w:szCs w:val="20"/>
+        </w:rPr>
+        <w:t xml:space="preserve">Crea el link de pago de MercadoPago cuando el agente invoca generar_pago.</w:t>
       </w:r>
     </w:p>
     <w:p>
@@ -2067,15 +1955,15 @@
           <w:sz w:val="20"/>
           <w:szCs w:val="20"/>
         </w:rPr>
-        <w:t xml:space="preserve">Telegram Notify: </w:t>
-      </w:r>
-      <w:r>
-        <w:rPr>
-          <w:rFonts w:ascii="Arial" w:cs="Arial" w:eastAsia="Arial" w:hAnsi="Arial"/>
-          <w:sz w:val="20"/>
-          <w:szCs w:val="20"/>
-        </w:rPr>
-        <w:t xml:space="preserve">Envía alerta al negocio en &lt; 30 segundos.</w:t>
+        <w:t xml:space="preserve">Es Cotización? / Es Pago?: </w:t>
+      </w:r>
+      <w:r>
+        <w:rPr>
+          <w:rFonts w:ascii="Arial" w:cs="Arial" w:eastAsia="Arial" w:hAnsi="Arial"/>
+          <w:sz w:val="20"/>
+          <w:szCs w:val="20"/>
+        </w:rPr>
+        <w:t xml:space="preserve">Nodos filtro que solo dejan pasar el ítem cuando corresponde, activando las notificaciones únicamente en esos casos.</w:t>
       </w:r>
     </w:p>
     <w:p>
@@ -2099,15 +1987,15 @@
           <w:sz w:val="20"/>
           <w:szCs w:val="20"/>
         </w:rPr>
-        <w:t xml:space="preserve">SMTP Send: </w:t>
-      </w:r>
-      <w:r>
-        <w:rPr>
-          <w:rFonts w:ascii="Arial" w:cs="Arial" w:eastAsia="Arial" w:hAnsi="Arial"/>
-          <w:sz w:val="20"/>
-          <w:szCs w:val="20"/>
-        </w:rPr>
-        <w:t xml:space="preserve">Envía correo con detalle completo de cotización o pago.</w:t>
+        <w:t xml:space="preserve">Gmail Notification + Telegram Notification: </w:t>
+      </w:r>
+      <w:r>
+        <w:rPr>
+          <w:rFonts w:ascii="Arial" w:cs="Arial" w:eastAsia="Arial" w:hAnsi="Arial"/>
+          <w:sz w:val="20"/>
+          <w:szCs w:val="20"/>
+        </w:rPr>
+        <w:t xml:space="preserve">Notifican al negocio con el resumen de la cotización o venta, con alerta especial si el monto supera $2.000.000.</w:t>
       </w:r>
     </w:p>
     <w:p>
@@ -2131,15 +2019,15 @@
           <w:sz w:val="20"/>
           <w:szCs w:val="20"/>
         </w:rPr>
-        <w:t xml:space="preserve">MercadoPago API: </w:t>
-      </w:r>
-      <w:r>
-        <w:rPr>
-          <w:rFonts w:ascii="Arial" w:cs="Arial" w:eastAsia="Arial" w:hAnsi="Arial"/>
-          <w:sz w:val="20"/>
-          <w:szCs w:val="20"/>
-        </w:rPr>
-        <w:t xml:space="preserve">Crea preference y retorna init_point para botón de pago.</w:t>
+        <w:t xml:space="preserve">Responder Webhook + Registrar Venta: </w:t>
+      </w:r>
+      <w:r>
+        <w:rPr>
+          <w:rFonts w:ascii="Arial" w:cs="Arial" w:eastAsia="Arial" w:hAnsi="Arial"/>
+          <w:sz w:val="20"/>
+          <w:szCs w:val="20"/>
+        </w:rPr>
+        <w:t xml:space="preserve">Responder Webhook devuelve la respuesta JSON final al frontend; Registrar Venta guarda la venta confirmada cuando se genera un link de pago.</w:t>
       </w:r>
     </w:p>
     <w:p>
@@ -2161,7 +2049,7 @@
           <w:sz w:val="24"/>
           <w:szCs w:val="24"/>
         </w:rPr>
-        <w:t xml:space="preserve">4.3 Base de Datos PostgreSQL</w:t>
+        <w:t xml:space="preserve">4.3 Base de Datos (Supabase)</w:t>
       </w:r>
     </w:p>
     <w:p>
@@ -3460,7 +3348,7 @@
           <w:sz w:val="24"/>
           <w:szCs w:val="24"/>
         </w:rPr>
-        <w:t xml:space="preserve">4.4 Estructura Redis</w:t>
+        <w:t xml:space="preserve">4.4 Persistencia y Contexto Conversacional</w:t>
       </w:r>
     </w:p>
     <w:p>
@@ -3471,15 +3359,11 @@
       <w:r>
         <w:rPr>
           <w:rFonts w:ascii="Arial" w:cs="Arial" w:eastAsia="Arial" w:hAnsi="Arial"/>
-          <w:b w:val="false"/>
-          <w:bCs w:val="false"/>
-          <w:i w:val="false"/>
-          <w:iCs w:val="false"/>
           <w:color w:val="000000"/>
           <w:sz w:val="20"/>
           <w:szCs w:val="20"/>
         </w:rPr>
-        <w:t xml:space="preserve">Redis opera con TTL diferenciado según el tipo de dato:</w:t>
+        <w:t xml:space="preserve">El sistema ya no usa Redis. La persistencia formal vive en Supabase, y el contexto de corto plazo de cada conversación lo gestiona el propio nodo de memoria del AI Agent en n8n:</w:t>
       </w:r>
     </w:p>
     <w:p>
@@ -3503,15 +3387,15 @@
           <w:sz w:val="20"/>
           <w:szCs w:val="20"/>
         </w:rPr>
-        <w:t xml:space="preserve">campo numero con timestamp (COT-YYYY-XXXXXXXXX): </w:t>
-      </w:r>
-      <w:r>
-        <w:rPr>
-          <w:rFonts w:ascii="Arial" w:cs="Arial" w:eastAsia="Arial" w:hAnsi="Arial"/>
-          <w:sz w:val="20"/>
-          <w:szCs w:val="20"/>
-        </w:rPr>
-        <w:t xml:space="preserve">Contador global para número correlativo de cotizaciones.</w:t>
+        <w:t xml:space="preserve">Window Buffer Memory (n8n): </w:t>
+      </w:r>
+      <w:r>
+        <w:rPr>
+          <w:rFonts w:ascii="Arial" w:cs="Arial" w:eastAsia="Arial" w:hAnsi="Arial"/>
+          <w:sz w:val="20"/>
+          <w:szCs w:val="20"/>
+        </w:rPr>
+        <w:t xml:space="preserve">Memoria de sesión del AI Agent, indexada por sessionId. Conserva los últimos 20 mensajes de la conversación para que Claude no vuelva a preguntar datos ya entregados.</w:t>
       </w:r>
     </w:p>
     <w:p>
@@ -3535,15 +3419,15 @@
           <w:sz w:val="20"/>
           <w:szCs w:val="20"/>
         </w:rPr>
-        <w:t xml:space="preserve">cotizaciones (tabla Supabase): </w:t>
-      </w:r>
-      <w:r>
-        <w:rPr>
-          <w:rFonts w:ascii="Arial" w:cs="Arial" w:eastAsia="Arial" w:hAnsi="Arial"/>
-          <w:sz w:val="20"/>
-          <w:szCs w:val="20"/>
-        </w:rPr>
-        <w:t xml:space="preserve">JSON de cotización activa. TTL: 864000 segundos (10 días).</w:t>
+        <w:t xml:space="preserve">Tabla cotizaciones (Supabase): </w:t>
+      </w:r>
+      <w:r>
+        <w:rPr>
+          <w:rFonts w:ascii="Arial" w:cs="Arial" w:eastAsia="Arial" w:hAnsi="Arial"/>
+          <w:sz w:val="20"/>
+          <w:szCs w:val="20"/>
+        </w:rPr>
+        <w:t xml:space="preserve">Fuente de verdad transaccional. Persiste cada cotización generada, con vigencia comercial de 10 días para que el cliente pueda retomar el pago sin repetir el flujo.</w:t>
       </w:r>
     </w:p>
     <w:p>
@@ -3567,20 +3451,15 @@
           <w:sz w:val="20"/>
           <w:szCs w:val="20"/>
         </w:rPr>
-        <w:t xml:space="preserve">th:session:{uuid}: </w:t>
-      </w:r>
-      <w:r>
-        <w:rPr>
-          <w:rFonts w:ascii="Arial" w:cs="Arial" w:eastAsia="Arial" w:hAnsi="Arial"/>
-          <w:sz w:val="20"/>
-          <w:szCs w:val="20"/>
-        </w:rPr>
-        <w:t xml:space="preserve">Historial conversacional del cliente. TTL: 86400 segundos (24 horas).</w:t>
-      </w:r>
-    </w:p>
-    <w:p>
-      <w:r>
-        <w:br w:type="page"/>
+        <w:t xml:space="preserve">Row Level Security (RLS): </w:t>
+      </w:r>
+      <w:r>
+        <w:rPr>
+          <w:rFonts w:ascii="Arial" w:cs="Arial" w:eastAsia="Arial" w:hAnsi="Arial"/>
+          <w:sz w:val="20"/>
+          <w:szCs w:val="20"/>
+        </w:rPr>
+        <w:t xml:space="preserve">Políticas de Supabase que restringen el acceso a los datos por fila, evitando que una sesión pueda leer cotizaciones de otro cliente.</w:t>
       </w:r>
     </w:p>
     <w:p>
@@ -3628,15 +3507,7 @@
           <w:sz w:val="20"/>
           <w:szCs w:val="20"/>
         </w:rPr>
-        <w:t xml:space="preserve">•  </w:t>
-      </w:r>
-      <w:r>
-        <w:rPr>
-          <w:rFonts w:ascii="Arial" w:cs="Arial" w:eastAsia="Arial" w:hAnsi="Arial"/>
-          <w:sz w:val="20"/>
-          <w:szCs w:val="20"/>
-        </w:rPr>
-        <w:t xml:space="preserve">Todas las API keys se almacenan en variables de entorno (.env), excluido de Git con .gitignore.</w:t>
+        <w:t>•  Todas las API keys se almacenan en variables de entorno (.env), excluido de Git con .gitignore.</w:t>
       </w:r>
     </w:p>
     <w:p>
@@ -3650,15 +3521,7 @@
           <w:sz w:val="20"/>
           <w:szCs w:val="20"/>
         </w:rPr>
-        <w:t xml:space="preserve">•  </w:t>
-      </w:r>
-      <w:r>
-        <w:rPr>
-          <w:rFonts w:ascii="Arial" w:cs="Arial" w:eastAsia="Arial" w:hAnsi="Arial"/>
-          <w:sz w:val="20"/>
-          <w:szCs w:val="20"/>
-        </w:rPr>
-        <w:t xml:space="preserve">Credenciales de n8n almacenadas en su vault interno (encriptadas en la BD de n8n).</w:t>
+        <w:t>•  Credenciales de n8n almacenadas en su vault interno (encriptadas en la BD de n8n).</w:t>
       </w:r>
     </w:p>
     <w:p>
@@ -3672,15 +3535,7 @@
           <w:sz w:val="20"/>
           <w:szCs w:val="20"/>
         </w:rPr>
-        <w:t xml:space="preserve">•  </w:t>
-      </w:r>
-      <w:r>
-        <w:rPr>
-          <w:rFonts w:ascii="Arial" w:cs="Arial" w:eastAsia="Arial" w:hAnsi="Arial"/>
-          <w:sz w:val="20"/>
-          <w:szCs w:val="20"/>
-        </w:rPr>
-        <w:t xml:space="preserve">MercadoPago usa Access Token diferenciado para sandbox y producción.</w:t>
+        <w:t>•  MercadoPago usa Access Token diferenciado para sandbox y producción.</w:t>
       </w:r>
     </w:p>
     <w:p>
@@ -3694,15 +3549,7 @@
           <w:sz w:val="20"/>
           <w:szCs w:val="20"/>
         </w:rPr>
-        <w:t xml:space="preserve">•  </w:t>
-      </w:r>
-      <w:r>
-        <w:rPr>
-          <w:rFonts w:ascii="Arial" w:cs="Arial" w:eastAsia="Arial" w:hAnsi="Arial"/>
-          <w:sz w:val="20"/>
-          <w:szCs w:val="20"/>
-        </w:rPr>
-        <w:t xml:space="preserve">En producción, usar Railway/Render environment variables o servicios como AWS Secrets Manager.</w:t>
+        <w:t>•  En producción, credenciales gestionadas vía terraform.tfvars (excluido de Git) o AWS Secrets Manager.</w:t>
       </w:r>
     </w:p>
     <w:p>
@@ -3738,15 +3585,7 @@
           <w:sz w:val="20"/>
           <w:szCs w:val="20"/>
         </w:rPr>
-        <w:t xml:space="preserve">•  </w:t>
-      </w:r>
-      <w:r>
-        <w:rPr>
-          <w:rFonts w:ascii="Arial" w:cs="Arial" w:eastAsia="Arial" w:hAnsi="Arial"/>
-          <w:sz w:val="20"/>
-          <w:szCs w:val="20"/>
-        </w:rPr>
-        <w:t xml:space="preserve">HTTPS obligatorio en producción para frontend y webhook n8n.</w:t>
+        <w:t>•  HTTPS obligatorio en producción para frontend y webhook n8n.</w:t>
       </w:r>
     </w:p>
     <w:p>
@@ -3760,15 +3599,7 @@
           <w:sz w:val="20"/>
           <w:szCs w:val="20"/>
         </w:rPr>
-        <w:t xml:space="preserve">•  </w:t>
-      </w:r>
-      <w:r>
-        <w:rPr>
-          <w:rFonts w:ascii="Arial" w:cs="Arial" w:eastAsia="Arial" w:hAnsi="Arial"/>
-          <w:sz w:val="20"/>
-          <w:szCs w:val="20"/>
-        </w:rPr>
-        <w:t xml:space="preserve">Certificados SSL/TLS generados automáticamente con Let's Encrypt.</w:t>
+        <w:t>•  Certificados SSL/TLS generados automáticamente con Let's Encrypt.</w:t>
       </w:r>
     </w:p>
     <w:p>
@@ -3782,15 +3613,7 @@
           <w:sz w:val="20"/>
           <w:szCs w:val="20"/>
         </w:rPr>
-        <w:t xml:space="preserve">•  </w:t>
-      </w:r>
-      <w:r>
-        <w:rPr>
-          <w:rFonts w:ascii="Arial" w:cs="Arial" w:eastAsia="Arial" w:hAnsi="Arial"/>
-          <w:sz w:val="20"/>
-          <w:szCs w:val="20"/>
-        </w:rPr>
-        <w:t xml:space="preserve">CORS configurado en n8n para aceptar solo el dominio del frontend.</w:t>
+        <w:t>•  CORS configurado en n8n para aceptar solo el dominio del frontend.</w:t>
       </w:r>
     </w:p>
     <w:p>
@@ -3804,15 +3627,7 @@
           <w:sz w:val="20"/>
           <w:szCs w:val="20"/>
         </w:rPr>
-        <w:t xml:space="preserve">•  </w:t>
-      </w:r>
-      <w:r>
-        <w:rPr>
-          <w:rFonts w:ascii="Arial" w:cs="Arial" w:eastAsia="Arial" w:hAnsi="Arial"/>
-          <w:sz w:val="20"/>
-          <w:szCs w:val="20"/>
-        </w:rPr>
-        <w:t xml:space="preserve">Headers de seguridad HTTP en el servidor (X-Content-Type-Options, X-Frame-Options).</w:t>
+        <w:t>•  Headers de seguridad HTTP en el servidor (X-Content-Type-Options, X-Frame-Options).</w:t>
       </w:r>
     </w:p>
     <w:p>
@@ -3848,15 +3663,7 @@
           <w:sz w:val="20"/>
           <w:szCs w:val="20"/>
         </w:rPr>
-        <w:t xml:space="preserve">•  </w:t>
-      </w:r>
-      <w:r>
-        <w:rPr>
-          <w:rFonts w:ascii="Arial" w:cs="Arial" w:eastAsia="Arial" w:hAnsi="Arial"/>
-          <w:sz w:val="20"/>
-          <w:szCs w:val="20"/>
-        </w:rPr>
-        <w:t xml:space="preserve">Frontend: validación de inputs antes de enviar (largo/ancho &gt; 0, campos requeridos).</w:t>
+        <w:t>•  Frontend: validación de inputs antes de enviar (largo/ancho &gt; 0, campos requeridos).</w:t>
       </w:r>
     </w:p>
     <w:p>
@@ -3870,15 +3677,7 @@
           <w:sz w:val="20"/>
           <w:szCs w:val="20"/>
         </w:rPr>
-        <w:t xml:space="preserve">•  </w:t>
-      </w:r>
-      <w:r>
-        <w:rPr>
-          <w:rFonts w:ascii="Arial" w:cs="Arial" w:eastAsia="Arial" w:hAnsi="Arial"/>
-          <w:sz w:val="20"/>
-          <w:szCs w:val="20"/>
-        </w:rPr>
-        <w:t xml:space="preserve">n8n: sanitización de mensajes antes de construir el prompt (previene prompt injection).</w:t>
+        <w:t>•  n8n: sanitización de mensajes antes de construir el prompt (previene prompt injection).</w:t>
       </w:r>
     </w:p>
     <w:p>
@@ -3892,15 +3691,7 @@
           <w:sz w:val="20"/>
           <w:szCs w:val="20"/>
         </w:rPr>
-        <w:t xml:space="preserve">•  </w:t>
-      </w:r>
-      <w:r>
-        <w:rPr>
-          <w:rFonts w:ascii="Arial" w:cs="Arial" w:eastAsia="Arial" w:hAnsi="Arial"/>
-          <w:sz w:val="20"/>
-          <w:szCs w:val="20"/>
-        </w:rPr>
-        <w:t xml:space="preserve">PostgreSQL: uso de prepared statements o parámetros vinculados (previene SQL injection).</w:t>
+        <w:t>•  Supabase: acceso vía API REST con Row Level Security (RLS), sin acceso directo a la base de datos.</w:t>
       </w:r>
     </w:p>
     <w:p>
@@ -3914,15 +3705,7 @@
           <w:sz w:val="20"/>
           <w:szCs w:val="20"/>
         </w:rPr>
-        <w:t xml:space="preserve">•  </w:t>
-      </w:r>
-      <w:r>
-        <w:rPr>
-          <w:rFonts w:ascii="Arial" w:cs="Arial" w:eastAsia="Arial" w:hAnsi="Arial"/>
-          <w:sz w:val="20"/>
-          <w:szCs w:val="20"/>
-        </w:rPr>
-        <w:t xml:space="preserve">Rate limiting: máximo 30 requests por minuto por IP en el webhook.</w:t>
+        <w:t>•  Rate limiting: máximo 30 requests por minuto por IP en el webhook.</w:t>
       </w:r>
     </w:p>
     <w:p>
@@ -4353,7 +4136,7 @@
                 <w:sz w:val="16"/>
                 <w:szCs w:val="16"/>
               </w:rPr>
-              <w:t xml:space="preserve">LocalStorage almacena solo el sessionUUID. Nombre, RUT y dirección del cliente se envían directo al webhook y persisten únicamente en PostgreSQL con acceso exclusivo JWT.</w:t>
+              <w:t xml:space="preserve">LocalStorage almacena solo el sessionUUID. Nombre, RUT y dirección del cliente se envían directo al webhook y persisten únicamente en Supabase con Row Level Security.</w:t>
             </w:r>
           </w:p>
         </w:tc>
@@ -4464,7 +4247,7 @@
                 <w:sz w:val="17"/>
                 <w:szCs w:val="17"/>
               </w:rPr>
-              <w:t xml:space="preserve">HTTPS forzado en Vercel</w:t>
+              <w:t xml:space="preserve">HTTPS en el túnel de acceso</w:t>
             </w:r>
           </w:p>
         </w:tc>
@@ -4501,7 +4284,7 @@
                 <w:sz w:val="16"/>
                 <w:szCs w:val="16"/>
               </w:rPr>
-              <w:t xml:space="preserve">El frontend en Vercel redirige automáticamente HTTP → HTTPS. Todos los mensajes del chat viajan cifrados en tránsito (TLS 1.2+). No existe endpoint HTTP expuesto.</w:t>
+              <w:t xml:space="preserve">El acceso a la aplicación se realiza mediante túnel Ngrok, que provee HTTPS de extremo a extremo. Todos los mensajes del chat viajan cifrados en tránsito (TLS 1.2+). No existe endpoint HTTP expuesto públicamente.</w:t>
             </w:r>
           </w:p>
         </w:tc>
@@ -4649,7 +4432,7 @@
                 <w:sz w:val="16"/>
                 <w:szCs w:val="16"/>
               </w:rPr>
-              <w:t xml:space="preserve">Vercel aplica cabeceras CSP en producción. Se restringe la carga de scripts y estilos a dominios propios y CDNs permitidos. Previene ataques XSS de terceros.</w:t>
+              <w:t xml:space="preserve">El Security Group de la instancia EC2 filtra el tráfico bajo el principio de menor privilegio. El chat renderiza respuestas del agente como texto plano o markdown controlado, nunca HTML crudo, mitigando XSS.</w:t>
             </w:r>
           </w:p>
         </w:tc>
@@ -5389,7 +5172,7 @@
                 <w:sz w:val="16"/>
                 <w:szCs w:val="16"/>
               </w:rPr>
-              <w:t xml:space="preserve">El historial conversacional expira a las 24 horas (TTL 86.400 s en Redis). No es posible recuperar conversaciones pasadas sin reiniciar, limitando la exposición de datos personales en memoria.</w:t>
+              <w:t xml:space="preserve">El historial conversacional se gestiona en la memoria de buffer del agente (n8n Window Buffer Memory, ventana de 20 mensajes) y expira junto con la sesión. No es posible recuperar conversaciones pasadas fuera de esa ventana.</w:t>
             </w:r>
           </w:p>
         </w:tc>
@@ -5426,7 +5209,7 @@
                 <w:sz w:val="16"/>
                 <w:szCs w:val="16"/>
               </w:rPr>
-              <w:t xml:space="preserve">Backend (Redis)</w:t>
+              <w:t xml:space="preserve">Backend (n8n)</w:t>
             </w:r>
           </w:p>
         </w:tc>
@@ -5685,7 +5468,7 @@
           <w:sz w:val="20"/>
           <w:szCs w:val="20"/>
         </w:rPr>
-        <w:t xml:space="preserve">Mitigado mediante CSP en Vercel y ausencia de innerHTML con datos no sanitizados. El chat renderiza respuestas del agente como texto plano o markdown controlado, nunca HTML crudo.</w:t>
+        <w:t xml:space="preserve">Mitigado mediante el Security Group de la instancia y ausencia de innerHTML con datos no sanitizados. El chat renderiza respuestas del agente como texto plano o markdown controlado, nunca HTML crudo.</w:t>
       </w:r>
     </w:p>
     <w:p>
@@ -5717,7 +5500,7 @@
           <w:sz w:val="20"/>
           <w:szCs w:val="20"/>
         </w:rPr>
-        <w:t xml:space="preserve">El UUID no es un token de autenticación; no otorga acceso a datos de otros usuarios ni al panel de gestión. Su robo solo permite continuar una conversación específica.</w:t>
+        <w:t xml:space="preserve">El UUID no es un token de autenticación; no otorga acceso a datos de otros usuarios ni a ninguna herramienta administrativa. Su robo solo permite continuar una conversación específica.</w:t>
       </w:r>
     </w:p>
     <w:p>
@@ -5749,7 +5532,7 @@
           <w:sz w:val="20"/>
           <w:szCs w:val="20"/>
         </w:rPr>
-        <w:t xml:space="preserve">Nombre, RUT y dirección se transmiten vía HTTPS y se almacenan solo en PostgreSQL con acceso exclusivo por JWT del administrador. No se devuelven al frontend en ninguna respuesta.</w:t>
+        <w:t xml:space="preserve">Nombre, RUT y dirección se transmiten vía HTTPS y se almacenan solo en Supabase, protegidos con políticas de Row Level Security (RLS).</w:t>
       </w:r>
     </w:p>
     <w:p>
@@ -5781,7 +5564,7 @@
           <w:sz w:val="20"/>
           <w:szCs w:val="20"/>
         </w:rPr>
-        <w:t xml:space="preserve">El número COT-YYYY-XXXXX es secuencial pero no expone datos sensibles; acceder al detalle via /api/cotizaciones/{id} requiere JWT válido del panel de gestión.</w:t>
+        <w:t xml:space="preserve">El número COT-YYYY-XXXXX es secuencial pero no expone datos sensibles; no existe un endpoint público para listar cotizaciones ajenas.</w:t>
       </w:r>
     </w:p>
     <w:p>
@@ -6153,7 +5936,7 @@
                 <w:sz w:val="16"/>
                 <w:szCs w:val="16"/>
               </w:rPr>
-              <w:t xml:space="preserve">Frontend (presentación), n8n (orquestación), Claude (razonamiento) y PostgreSQL/Redis (persistencia) están estrictamente desacoplados. Cada capa puede modificarse o reemplazarse sin afectar las demás.</w:t>
+              <w:t xml:space="preserve">Frontend (presentación), n8n (orquestación), Claude (razonamiento) y Supabase (persistencia) están estrictamente desacoplados. Cada capa puede modificarse o reemplazarse sin afectar las demás.</w:t>
             </w:r>
           </w:p>
         </w:tc>
@@ -6492,7 +6275,7 @@
                 <w:sz w:val="16"/>
                 <w:szCs w:val="16"/>
               </w:rPr>
-              <w:t xml:space="preserve">URLs, tokens, credenciales y puertos se definen en .env (desarrollo) y en Railway (producción). No existe ningún valor hardcodeado en el código fuente. El archivo .env.example documenta todas las variables requeridas.</w:t>
+              <w:t xml:space="preserve">URLs, tokens y credenciales se definen en variables de entorno inyectadas por Terraform (terraform.tfvars) al aprovisionar la instancia. No existe ningún valor hardcodeado en el código fuente.</w:t>
             </w:r>
           </w:p>
         </w:tc>
@@ -6529,7 +6312,7 @@
                 <w:sz w:val="15"/>
                 <w:szCs w:val="15"/>
               </w:rPr>
-              <w:t xml:space="preserve">Archivo .env.example en raíz del repo</w:t>
+              <w:t xml:space="preserve">terraform/variables.tf y terraform/terraform.tfvars</w:t>
             </w:r>
           </w:p>
         </w:tc>
@@ -6605,7 +6388,7 @@
                 <w:sz w:val="16"/>
                 <w:szCs w:val="16"/>
               </w:rPr>
-              <w:t xml:space="preserve">Cada nodo tiene un nombre que describe su función exacta: «Validar monto &gt; 0», «Insertar cotización PostgreSQL», «Notificar Telegram». Facilita el diagnóstico visual sin necesidad de abrir el nodo.</w:t>
+              <w:t xml:space="preserve">Cada nodo tiene un nombre que describe su función exacta: «Es Cotización?», «Guardar en Supabase», «Tool generar_pago». Facilita el diagnóstico visual sin necesidad de abrir el nodo.</w:t>
             </w:r>
           </w:p>
         </w:tc>
@@ -6642,7 +6425,7 @@
                 <w:sz w:val="15"/>
                 <w:szCs w:val="15"/>
               </w:rPr>
-              <w:t xml:space="preserve">Workflow n8n (23 nodos)</w:t>
+              <w:t xml:space="preserve">Workflow n8n (18 nodos, AI Agent v2)</w:t>
             </w:r>
           </w:p>
         </w:tc>
@@ -7170,7 +6953,7 @@
                 <w:sz w:val="16"/>
                 <w:szCs w:val="16"/>
               </w:rPr>
-              <w:t xml:space="preserve">El documento 02_Manual_Instalacion.docx detalla el proceso completo de despliegue desde cero, incluyendo docker-compose, configuración de variables de entorno y verificación de conectividad entre servicios.</w:t>
+              <w:t xml:space="preserve">El documento 02_Manual_Instalacion.docx detalla el proceso completo de despliegue con Terraform sobre AWS Academy, configuración de variables y verificación de conectividad entre servicios.</w:t>
             </w:r>
           </w:p>
         </w:tc>
@@ -7396,7 +7179,7 @@
                 <w:sz w:val="16"/>
                 <w:szCs w:val="16"/>
               </w:rPr>
-              <w:t xml:space="preserve">PostgreSQL: backup diario automático en Railway. Workflow n8n: exportación JSON semanal a Git. Redis: snapshot RDB cada hora. El procedimiento de restauración está documentado en §8.3 de este documento.</w:t>
+              <w:t xml:space="preserve">Supabase: backups automáticos gestionados por la plataforma. Workflow n8n: exportación JSON versionada en Git. El procedimiento de redespliegue está documentado en §8.3 de este documento.</w:t>
             </w:r>
           </w:p>
         </w:tc>
@@ -7823,7 +7606,7 @@
           <w:sz w:val="20"/>
           <w:szCs w:val="20"/>
         </w:rPr>
-        <w:t xml:space="preserve">Leer 02_Manual_Instalacion.docx (30 min): configuración del entorno local con Docker Compose, variables de entorno y verificación de servicios.</w:t>
+        <w:t xml:space="preserve">Leer 02_Manual_Instalacion.docx (30 min): aprovisionamiento con Terraform, variables de entorno y verificación de servicios.</w:t>
       </w:r>
     </w:p>
     <w:p>
@@ -7871,7 +7654,7 @@
           <w:sz w:val="20"/>
           <w:szCs w:val="20"/>
         </w:rPr>
-        <w:t xml:space="preserve">Importar workflow.json en n8n local y ejecutar con datos de prueba del Postman collection incluido en el repositorio (60 min).</w:t>
+        <w:t xml:space="preserve">Importar el workflow AI Agent v2 en la instancia n8n remota y ejecutar con datos de prueba (60 min).</w:t>
       </w:r>
     </w:p>
     <w:p>
@@ -8298,7 +8081,7 @@
                 <w:sz w:val="15"/>
                 <w:szCs w:val="15"/>
               </w:rPr>
-              <w:t xml:space="preserve">Externalizar a tabla PostgreSQL con endpoint REST y panel CRUD. Incluido en backlog post-entrega.</w:t>
+              <w:t xml:space="preserve">Externalizar a tabla Supabase con endpoint REST. Incluido en backlog post-entrega.</w:t>
             </w:r>
           </w:p>
         </w:tc>
@@ -8874,15 +8657,7 @@
           <w:sz w:val="20"/>
           <w:szCs w:val="20"/>
         </w:rPr>
-        <w:t xml:space="preserve">•  </w:t>
-      </w:r>
-      <w:r>
-        <w:rPr>
-          <w:rFonts w:ascii="Arial" w:cs="Arial" w:eastAsia="Arial" w:hAnsi="Arial"/>
-          <w:sz w:val="20"/>
-          <w:szCs w:val="20"/>
-        </w:rPr>
-        <w:t xml:space="preserve">Abrir n8n → Workflow principal → Nodo «Prompt Builder».</w:t>
+        <w:t>•  Abrir n8n → Workflow principal → Nodo «Prompt Builder».</w:t>
       </w:r>
     </w:p>
     <w:p>
@@ -8896,15 +8671,7 @@
           <w:sz w:val="20"/>
           <w:szCs w:val="20"/>
         </w:rPr>
-        <w:t xml:space="preserve">•  </w:t>
-      </w:r>
-      <w:r>
-        <w:rPr>
-          <w:rFonts w:ascii="Arial" w:cs="Arial" w:eastAsia="Arial" w:hAnsi="Arial"/>
-          <w:sz w:val="20"/>
-          <w:szCs w:val="20"/>
-        </w:rPr>
-        <w:t xml:space="preserve">Localizar el bloque JSON del catálogo en la expresión del nodo (array de objetos con id, nombre, precio_m2).</w:t>
+        <w:t>•  Localizar el bloque JSON del catálogo en la expresión del nodo (array de objetos con id, nombre, precio_m2).</w:t>
       </w:r>
     </w:p>
     <w:p>
@@ -8918,15 +8685,7 @@
           <w:sz w:val="20"/>
           <w:szCs w:val="20"/>
         </w:rPr>
-        <w:t xml:space="preserve">•  </w:t>
-      </w:r>
-      <w:r>
-        <w:rPr>
-          <w:rFonts w:ascii="Arial" w:cs="Arial" w:eastAsia="Arial" w:hAnsi="Arial"/>
-          <w:sz w:val="20"/>
-          <w:szCs w:val="20"/>
-        </w:rPr>
-        <w:t xml:space="preserve">Modificar los valores de precio_m2 para el producto correspondiente.</w:t>
+        <w:t>•  Modificar los valores de precio_m2 para el producto correspondiente.</w:t>
       </w:r>
     </w:p>
     <w:p>
@@ -8940,15 +8699,7 @@
           <w:sz w:val="20"/>
           <w:szCs w:val="20"/>
         </w:rPr>
-        <w:t xml:space="preserve">•  </w:t>
-      </w:r>
-      <w:r>
-        <w:rPr>
-          <w:rFonts w:ascii="Arial" w:cs="Arial" w:eastAsia="Arial" w:hAnsi="Arial"/>
-          <w:sz w:val="20"/>
-          <w:szCs w:val="20"/>
-        </w:rPr>
-        <w:t xml:space="preserve">Guardar el nodo y activar el workflow. El cambio es inmediato, sin redeploy del frontend ni de la BD.</w:t>
+        <w:t>•  Guardar el nodo y activar el workflow. El cambio es inmediato, sin redeploy del frontend ni de la BD.</w:t>
       </w:r>
     </w:p>
     <w:p>
@@ -8984,15 +8735,7 @@
           <w:sz w:val="20"/>
           <w:szCs w:val="20"/>
         </w:rPr>
-        <w:t xml:space="preserve">•  </w:t>
-      </w:r>
-      <w:r>
-        <w:rPr>
-          <w:rFonts w:ascii="Arial" w:cs="Arial" w:eastAsia="Arial" w:hAnsi="Arial"/>
-          <w:sz w:val="20"/>
-          <w:szCs w:val="20"/>
-        </w:rPr>
-        <w:t xml:space="preserve">Editar el JSON del catálogo en el nodo «Prompt Builder» (mismo procedimiento anterior).</w:t>
+        <w:t>•  Editar el JSON del catálogo en el nodo «Prompt Builder» (mismo procedimiento anterior).</w:t>
       </w:r>
     </w:p>
     <w:p>
@@ -9006,15 +8749,7 @@
           <w:sz w:val="20"/>
           <w:szCs w:val="20"/>
         </w:rPr>
-        <w:t xml:space="preserve">•  </w:t>
-      </w:r>
-      <w:r>
-        <w:rPr>
-          <w:rFonts w:ascii="Arial" w:cs="Arial" w:eastAsia="Arial" w:hAnsi="Arial"/>
-          <w:sz w:val="20"/>
-          <w:szCs w:val="20"/>
-        </w:rPr>
-        <w:t xml:space="preserve">Agregar el nuevo objeto con: id, nombre, descripcion, precio_m2, uso_recomendado.</w:t>
+        <w:t>•  Agregar el nuevo objeto con: id, nombre, descripcion, precio_m2, uso_recomendado.</w:t>
       </w:r>
     </w:p>
     <w:p>
@@ -9028,15 +8763,7 @@
           <w:sz w:val="20"/>
           <w:szCs w:val="20"/>
         </w:rPr>
-        <w:t xml:space="preserve">•  </w:t>
-      </w:r>
-      <w:r>
-        <w:rPr>
-          <w:rFonts w:ascii="Arial" w:cs="Arial" w:eastAsia="Arial" w:hAnsi="Arial"/>
-          <w:sz w:val="20"/>
-          <w:szCs w:val="20"/>
-        </w:rPr>
-        <w:t xml:space="preserve">Actualizar la instrucción del system prompt para que Claude mencione el nuevo producto en sus recomendaciones.</w:t>
+        <w:t>•  Actualizar la instrucción del system prompt para que Claude mencione el nuevo producto en sus recomendaciones.</w:t>
       </w:r>
     </w:p>
     <w:p>
@@ -9050,15 +8777,7 @@
           <w:sz w:val="20"/>
           <w:szCs w:val="20"/>
         </w:rPr>
-        <w:t xml:space="preserve">•  </w:t>
-      </w:r>
-      <w:r>
-        <w:rPr>
-          <w:rFonts w:ascii="Arial" w:cs="Arial" w:eastAsia="Arial" w:hAnsi="Arial"/>
-          <w:sz w:val="20"/>
-          <w:szCs w:val="20"/>
-        </w:rPr>
-        <w:t xml:space="preserve">Verificar ejecutando el caso CP-008 o CP-009 del Plan de Pruebas para confirmar la recomendación correcta.</w:t>
+        <w:t>•  Verificar ejecutando el caso CP-008 o CP-009 del Plan de Pruebas para confirmar la recomendación correcta.</w:t>
       </w:r>
     </w:p>
     <w:p>
@@ -9094,15 +8813,7 @@
           <w:sz w:val="20"/>
           <w:szCs w:val="20"/>
         </w:rPr>
-        <w:t xml:space="preserve">•  </w:t>
-      </w:r>
-      <w:r>
-        <w:rPr>
-          <w:rFonts w:ascii="Arial" w:cs="Arial" w:eastAsia="Arial" w:hAnsi="Arial"/>
-          <w:sz w:val="20"/>
-          <w:szCs w:val="20"/>
-        </w:rPr>
-        <w:t xml:space="preserve">En Railway: ir a Variables de entorno del servicio n8n.</w:t>
+        <w:t>•  En terraform.tfvars: actualizar la variable mercadopago_access_token y volver a ejecutar terraform apply.</w:t>
       </w:r>
     </w:p>
     <w:p>
@@ -9116,15 +8827,7 @@
           <w:sz w:val="20"/>
           <w:szCs w:val="20"/>
         </w:rPr>
-        <w:t xml:space="preserve">•  </w:t>
-      </w:r>
-      <w:r>
-        <w:rPr>
-          <w:rFonts w:ascii="Arial" w:cs="Arial" w:eastAsia="Arial" w:hAnsi="Arial"/>
-          <w:sz w:val="20"/>
-          <w:szCs w:val="20"/>
-        </w:rPr>
-        <w:t xml:space="preserve">Reemplazar MERCADOPAGO_ACCESS_TOKEN por el token de producción (APP_USR-xxxx).</w:t>
+        <w:t>•  Reemplazar MERCADOPAGO_ACCESS_TOKEN por el token de producción (APP_USR-xxxx).</w:t>
       </w:r>
     </w:p>
     <w:p>
@@ -9138,15 +8841,7 @@
           <w:sz w:val="20"/>
           <w:szCs w:val="20"/>
         </w:rPr>
-        <w:t xml:space="preserve">•  </w:t>
-      </w:r>
-      <w:r>
-        <w:rPr>
-          <w:rFonts w:ascii="Arial" w:cs="Arial" w:eastAsia="Arial" w:hAnsi="Arial"/>
-          <w:sz w:val="20"/>
-          <w:szCs w:val="20"/>
-        </w:rPr>
-        <w:t xml:space="preserve">No modificar el código fuente; el nodo MercadoPago lee el token directamente desde la variable de entorno.</w:t>
+        <w:t>•  No modificar el código fuente; el nodo MercadoPago lee el token directamente desde la variable de entorno.</w:t>
       </w:r>
     </w:p>
     <w:p>
@@ -9160,15 +8855,7 @@
           <w:sz w:val="20"/>
           <w:szCs w:val="20"/>
         </w:rPr>
-        <w:t xml:space="preserve">•  </w:t>
-      </w:r>
-      <w:r>
-        <w:rPr>
-          <w:rFonts w:ascii="Arial" w:cs="Arial" w:eastAsia="Arial" w:hAnsi="Arial"/>
-          <w:sz w:val="20"/>
-          <w:szCs w:val="20"/>
-        </w:rPr>
-        <w:t xml:space="preserve">Verificar en el panel de MercadoPago que la primera transacción real se registra correctamente en el ambiente de producción.</w:t>
+        <w:t>•  Verificar en el panel de MercadoPago que la primera transacción real se registra correctamente en el ambiente de producción.</w:t>
       </w:r>
     </w:p>
     <w:p>
@@ -9801,7 +9488,7 @@
                 <w:sz w:val="17"/>
                 <w:szCs w:val="17"/>
               </w:rPr>
-              <w:t xml:space="preserve">Panel de gestión</w:t>
+              <w:t xml:space="preserve">Notificaciones Telegram/Gmail</w:t>
             </w:r>
           </w:p>
         </w:tc>
@@ -10307,15 +9994,7 @@
           <w:sz w:val="20"/>
           <w:szCs w:val="20"/>
         </w:rPr>
-        <w:t xml:space="preserve">•  </w:t>
-      </w:r>
-      <w:r>
-        <w:rPr>
-          <w:rFonts w:ascii="Arial" w:cs="Arial" w:eastAsia="Arial" w:hAnsi="Arial"/>
-          <w:sz w:val="20"/>
-          <w:szCs w:val="20"/>
-        </w:rPr>
-        <w:t xml:space="preserve">VPS (Railway o Render): n8n + Supabase en contenedores Docker.</w:t>
+        <w:t>•  Instancia EC2 (AWS Academy): n8n en Docker + frontend como servicio systemd, dentro de una VPC con subnet pública/privada y NAT Gateway.</w:t>
       </w:r>
     </w:p>
     <w:p>
@@ -10329,15 +10008,7 @@
           <w:sz w:val="20"/>
           <w:szCs w:val="20"/>
         </w:rPr>
-        <w:t xml:space="preserve">•  </w:t>
-      </w:r>
-      <w:r>
-        <w:rPr>
-          <w:rFonts w:ascii="Arial" w:cs="Arial" w:eastAsia="Arial" w:hAnsi="Arial"/>
-          <w:sz w:val="20"/>
-          <w:szCs w:val="20"/>
-        </w:rPr>
-        <w:t xml:space="preserve">Vercel: Frontend HTML/JavaScript vanilla con CI/CD automático en cada push a main.</w:t>
+        <w:t>•  Ngrok: túnel que expone la aplicación al exterior sin abrir puertos públicos.</w:t>
       </w:r>
     </w:p>
     <w:p>
@@ -10351,15 +10022,7 @@
           <w:sz w:val="20"/>
           <w:szCs w:val="20"/>
         </w:rPr>
-        <w:t xml:space="preserve">•  </w:t>
-      </w:r>
-      <w:r>
-        <w:rPr>
-          <w:rFonts w:ascii="Arial" w:cs="Arial" w:eastAsia="Arial" w:hAnsi="Arial"/>
-          <w:sz w:val="20"/>
-          <w:szCs w:val="20"/>
-        </w:rPr>
-        <w:t xml:space="preserve">Dominio con HTTPS gestionado por Let's Encrypt.</w:t>
+        <w:t>•  Supabase: persistencia gestionada externa a AWS, con Row Level Security.</w:t>
       </w:r>
     </w:p>
     <w:p>
@@ -10395,15 +10058,7 @@
           <w:sz w:val="20"/>
           <w:szCs w:val="20"/>
         </w:rPr>
-        <w:t xml:space="preserve">•  </w:t>
-      </w:r>
-      <w:r>
-        <w:rPr>
-          <w:rFonts w:ascii="Arial" w:cs="Arial" w:eastAsia="Arial" w:hAnsi="Arial"/>
-          <w:sz w:val="20"/>
-          <w:szCs w:val="20"/>
-        </w:rPr>
-        <w:t xml:space="preserve">UptimeRobot: verificación cada 5 minutos del endpoint webhook.</w:t>
+        <w:t>•  UptimeRobot: verificación cada 5 minutos del endpoint webhook.</w:t>
       </w:r>
     </w:p>
     <w:p>
@@ -10417,15 +10072,7 @@
           <w:sz w:val="20"/>
           <w:szCs w:val="20"/>
         </w:rPr>
-        <w:t xml:space="preserve">•  </w:t>
-      </w:r>
-      <w:r>
-        <w:rPr>
-          <w:rFonts w:ascii="Arial" w:cs="Arial" w:eastAsia="Arial" w:hAnsi="Arial"/>
-          <w:sz w:val="20"/>
-          <w:szCs w:val="20"/>
-        </w:rPr>
-        <w:t xml:space="preserve">Logs de ejecución de n8n almacenados en PostgreSQL (tabla workflow_executions).</w:t>
+        <w:t>•  Logs de ejecución de n8n almacenados en su base de datos interna (Executions).</w:t>
       </w:r>
     </w:p>
     <w:p>
@@ -10439,15 +10086,7 @@
           <w:sz w:val="20"/>
           <w:szCs w:val="20"/>
         </w:rPr>
-        <w:t xml:space="preserve">•  </w:t>
-      </w:r>
-      <w:r>
-        <w:rPr>
-          <w:rFonts w:ascii="Arial" w:cs="Arial" w:eastAsia="Arial" w:hAnsi="Arial"/>
-          <w:sz w:val="20"/>
-          <w:szCs w:val="20"/>
-        </w:rPr>
-        <w:t xml:space="preserve">Alerta automática al equipo si el webhook retorna error 5xx.</w:t>
+        <w:t>•  Alerta automática al equipo si el webhook retorna error 5xx.</w:t>
       </w:r>
     </w:p>
     <w:p>
@@ -10483,15 +10122,7 @@
           <w:sz w:val="20"/>
           <w:szCs w:val="20"/>
         </w:rPr>
-        <w:t xml:space="preserve">•  </w:t>
-      </w:r>
-      <w:r>
-        <w:rPr>
-          <w:rFonts w:ascii="Arial" w:cs="Arial" w:eastAsia="Arial" w:hAnsi="Arial"/>
-          <w:sz w:val="20"/>
-          <w:szCs w:val="20"/>
-        </w:rPr>
-        <w:t xml:space="preserve">PostgreSQL: backup diario automático provisto por Railway/Render.</w:t>
+        <w:t>•  Supabase: backups automáticos gestionados por la plataforma.</w:t>
       </w:r>
     </w:p>
     <w:p>
@@ -10505,15 +10136,7 @@
           <w:sz w:val="20"/>
           <w:szCs w:val="20"/>
         </w:rPr>
-        <w:t xml:space="preserve">•  </w:t>
-      </w:r>
-      <w:r>
-        <w:rPr>
-          <w:rFonts w:ascii="Arial" w:cs="Arial" w:eastAsia="Arial" w:hAnsi="Arial"/>
-          <w:sz w:val="20"/>
-          <w:szCs w:val="20"/>
-        </w:rPr>
-        <w:t xml:space="preserve">Workflow n8n: exportado a JSON semanalmente y versionado en GitHub.</w:t>
+        <w:t>•  Workflow n8n: exportado a JSON y versionado en GitHub.</w:t>
       </w:r>
     </w:p>
     <w:p>
@@ -10527,15 +10150,7 @@
           <w:sz w:val="20"/>
           <w:szCs w:val="20"/>
         </w:rPr>
-        <w:t xml:space="preserve">•  </w:t>
-      </w:r>
-      <w:r>
-        <w:rPr>
-          <w:rFonts w:ascii="Arial" w:cs="Arial" w:eastAsia="Arial" w:hAnsi="Arial"/>
-          <w:sz w:val="20"/>
-          <w:szCs w:val="20"/>
-        </w:rPr>
-        <w:t xml:space="preserve">Redis: persistencia RDB cada 1 hora (snapshot en disco del contenedor).</w:t>
+        <w:t>•  Instancia EC2: snapshot del volumen raíz gestionable manualmente vía AWS Academy.</w:t>
       </w:r>
     </w:p>
     <w:p>
@@ -10913,7 +10528,7 @@
                 <w:sz w:val="17"/>
                 <w:szCs w:val="17"/>
               </w:rPr>
-              <w:t xml:space="preserve">Redis</w:t>
+              <w:t xml:space="preserve">Grafana</w:t>
             </w:r>
           </w:p>
         </w:tc>
@@ -10950,7 +10565,7 @@
                 <w:sz w:val="17"/>
                 <w:szCs w:val="17"/>
               </w:rPr>
-              <w:t xml:space="preserve">Base de datos en memoria para caché de alta velocidad con soporte de TTL.</w:t>
+              <w:t xml:space="preserve">Herramienta de monitoreo usada como extra (no comprometida en el alcance original) para visualizar métricas del agente y del negocio.</w:t>
             </w:r>
           </w:p>
         </w:tc>
@@ -11901,15 +11516,7 @@
           <w:sz w:val="20"/>
           <w:szCs w:val="20"/>
         </w:rPr>
-        <w:t xml:space="preserve">•  </w:t>
-      </w:r>
-      <w:r>
-        <w:rPr>
-          <w:rFonts w:ascii="Arial" w:cs="Arial" w:eastAsia="Arial" w:hAnsi="Arial"/>
-          <w:sz w:val="20"/>
-          <w:szCs w:val="20"/>
-        </w:rPr>
-        <w:t xml:space="preserve">Anthropic. (2024). Claude API Documentation. https://docs.anthropic.com</w:t>
+        <w:t>•  Anthropic. (2024). Claude API Documentation. https://docs.anthropic.com</w:t>
       </w:r>
     </w:p>
     <w:p>
@@ -11923,15 +11530,7 @@
           <w:sz w:val="20"/>
           <w:szCs w:val="20"/>
         </w:rPr>
-        <w:t xml:space="preserve">•  </w:t>
-      </w:r>
-      <w:r>
-        <w:rPr>
-          <w:rFonts w:ascii="Arial" w:cs="Arial" w:eastAsia="Arial" w:hAnsi="Arial"/>
-          <w:sz w:val="20"/>
-          <w:szCs w:val="20"/>
-        </w:rPr>
-        <w:t xml:space="preserve">MercadoPago. (2024). Documentación API Checkout Pro. https://www.mercadopago.cl/developers</w:t>
+        <w:t>•  MercadoPago. (2024). Documentación API Checkout Pro. https://www.mercadopago.cl/developers</w:t>
       </w:r>
     </w:p>
     <w:p>
@@ -11945,15 +11544,7 @@
           <w:sz w:val="20"/>
           <w:szCs w:val="20"/>
         </w:rPr>
-        <w:t xml:space="preserve">•  </w:t>
-      </w:r>
-      <w:r>
-        <w:rPr>
-          <w:rFonts w:ascii="Arial" w:cs="Arial" w:eastAsia="Arial" w:hAnsi="Arial"/>
-          <w:sz w:val="20"/>
-          <w:szCs w:val="20"/>
-        </w:rPr>
-        <w:t xml:space="preserve">n8n. (2024). n8n Documentation. https://docs.n8n.io</w:t>
+        <w:t>•  n8n. (2024). n8n Documentation. https://docs.n8n.io</w:t>
       </w:r>
     </w:p>
     <w:p>
@@ -11967,15 +11558,7 @@
           <w:sz w:val="20"/>
           <w:szCs w:val="20"/>
         </w:rPr>
-        <w:t xml:space="preserve">•  </w:t>
-      </w:r>
-      <w:r>
-        <w:rPr>
-          <w:rFonts w:ascii="Arial" w:cs="Arial" w:eastAsia="Arial" w:hAnsi="Arial"/>
-          <w:sz w:val="20"/>
-          <w:szCs w:val="20"/>
-        </w:rPr>
-        <w:t xml:space="preserve">Redis. (2024). Redis Documentation. https://redis.io/docs</w:t>
+        <w:t>•  Terraform. (2024). AWS Provider Documentation. https://registry.terraform.io/providers/hashicorp/aws</w:t>
       </w:r>
     </w:p>
     <w:p>
@@ -11989,15 +11572,7 @@
           <w:sz w:val="20"/>
           <w:szCs w:val="20"/>
         </w:rPr>
-        <w:t xml:space="preserve">•  </w:t>
-      </w:r>
-      <w:r>
-        <w:rPr>
-          <w:rFonts w:ascii="Arial" w:cs="Arial" w:eastAsia="Arial" w:hAnsi="Arial"/>
-          <w:sz w:val="20"/>
-          <w:szCs w:val="20"/>
-        </w:rPr>
-        <w:t xml:space="preserve">Movistar Empresas. (2024). Adopción Digital Pymes Chile.</w:t>
+        <w:t>•  Movistar Empresas. (2024). Adopción Digital Pymes Chile.</w:t>
       </w:r>
     </w:p>
     <w:p>
@@ -12011,15 +11586,7 @@
           <w:sz w:val="20"/>
           <w:szCs w:val="20"/>
         </w:rPr>
-        <w:t xml:space="preserve">•  </w:t>
-      </w:r>
-      <w:r>
-        <w:rPr>
-          <w:rFonts w:ascii="Arial" w:cs="Arial" w:eastAsia="Arial" w:hAnsi="Arial"/>
-          <w:sz w:val="20"/>
-          <w:szCs w:val="20"/>
-        </w:rPr>
-        <w:t xml:space="preserve">Harvard Business Review. (2011). The Short Life of Online Sales Leads.</w:t>
+        <w:t>•  Harvard Business Review. (2011). The Short Life of Online Sales Leads.</w:t>
       </w:r>
     </w:p>
     <w:p>
@@ -12033,15 +11600,7 @@
           <w:sz w:val="20"/>
           <w:szCs w:val="20"/>
         </w:rPr>
-        <w:t xml:space="preserve">•  </w:t>
-      </w:r>
-      <w:r>
-        <w:rPr>
-          <w:rFonts w:ascii="Arial" w:cs="Arial" w:eastAsia="Arial" w:hAnsi="Arial"/>
-          <w:sz w:val="20"/>
-          <w:szCs w:val="20"/>
-        </w:rPr>
-        <w:t xml:space="preserve">Zendesk. (2024). Tiempo de respuesta al cliente. https://www.zendesk.com.mx/blog</w:t>
+        <w:t>•  Zendesk. (2024). Tiempo de respuesta al cliente. https://www.zendesk.com.mx/blog</w:t>
       </w:r>
     </w:p>
     <w:p>
@@ -12055,15 +11614,7 @@
           <w:sz w:val="20"/>
           <w:szCs w:val="20"/>
         </w:rPr>
-        <w:t xml:space="preserve">•  </w:t>
-      </w:r>
-      <w:r>
-        <w:rPr>
-          <w:rFonts w:ascii="Arial" w:cs="Arial" w:eastAsia="Arial" w:hAnsi="Arial"/>
-          <w:sz w:val="20"/>
-          <w:szCs w:val="20"/>
-        </w:rPr>
-        <w:t xml:space="preserve">OWASP. (2021). OWASP Top Ten. https://owasp.org/Top10/</w:t>
+        <w:t>•  OWASP. (2021). OWASP Top Ten. https://owasp.org/Top10/</w:t>
       </w:r>
     </w:p>
     <w:p>
@@ -12077,15 +11628,7 @@
           <w:sz w:val="20"/>
           <w:szCs w:val="20"/>
         </w:rPr>
-        <w:t xml:space="preserve">•  </w:t>
-      </w:r>
-      <w:r>
-        <w:rPr>
-          <w:rFonts w:ascii="Arial" w:cs="Arial" w:eastAsia="Arial" w:hAnsi="Arial"/>
-          <w:sz w:val="20"/>
-          <w:szCs w:val="20"/>
-        </w:rPr>
-        <w:t xml:space="preserve">ISO/IEC 25010:2011. Systems and software Quality Requirements and Evaluation (SQuaRE).</w:t>
+        <w:t>•  ISO/IEC 25010:2011. Systems and software Quality Requirements and Evaluation (SQuaRE).</w:t>
       </w:r>
     </w:p>
     <w:p>
